--- a/zht/docx/65.content.docx
+++ b/zht/docx/65.content.docx
@@ -28,22 +28,6 @@
       </w:r>
     </w:p>
     <w:p>
-      <w:pPr>
-        <w:pStyle w:val="Heading2"/>
-      </w:pPr>
-      <w:r>
-        <w:rPr>
-          <w:lang w:val="zh_TW" w:bidi="zh_TW"/>
-        </w:rPr>
-        <w:t>License Information</w:t>
-      </w:r>
-      <w:r>
-        <w:rPr>
-          <w:lang w:val="zh_TW" w:bidi="zh_TW"/>
-        </w:rPr>
-      </w:r>
-    </w:p>
-    <w:p>
       <w:pPr/>
       <w:r>
         <w:rPr>
@@ -55,19 +39,21 @@
           <w:b/>
           <w:lang w:val="zh_TW" w:bidi="zh_TW"/>
         </w:rPr>
-        <w:t>研讀筆記 (Tyndale)</w:t>
-      </w:r>
-      <w:r>
-        <w:rPr>
-          <w:lang w:val="zh_TW" w:bidi="zh_TW"/>
-        </w:rPr>
-        <w:t xml:space="preserve"> (Chinese (Traditional)) is based on</w:t>
-      </w:r>
-      <w:r>
-        <w:rPr>
-          <w:lang w:val="zh_TW" w:bidi="zh_TW"/>
-        </w:rPr>
-        <w:t xml:space="preserve">: </w:t>
+        <w:t>Aquifer Open Study Notes</w:t>
+      </w:r>
+    </w:p>
+    <w:p>
+      <w:pPr/>
+      <w:r>
+        <w:rPr>
+          <w:lang w:val="zh_TW" w:bidi="zh_TW"/>
+        </w:rPr>
+      </w:r>
+      <w:r>
+        <w:rPr>
+          <w:lang w:val="zh_TW" w:bidi="zh_TW"/>
+        </w:rPr>
+        <w:t xml:space="preserve">This work is an adaptation of </w:t>
       </w:r>
       <w:r>
         <w:rPr>
@@ -79,48 +65,19 @@
         <w:rPr>
           <w:lang w:val="zh_TW" w:bidi="zh_TW"/>
         </w:rPr>
-        <w:t xml:space="preserve">, </w:t>
-      </w:r>
-      <w:hyperlink r:id="rId13">
-        <w:r>
-          <w:rPr>
-            <w:lang w:val="zh_TW" w:bidi="zh_TW"/>
-          </w:rPr>
-          <w:rPr>
-            <w:color w:val="0000EE"/>
-            <w:u w:val="single"/>
-          </w:rPr>
-          <w:t>Tyndale House Publishers</w:t>
-        </w:r>
-      </w:hyperlink>
-      <w:r>
-        <w:rPr>
-          <w:lang w:val="zh_TW" w:bidi="zh_TW"/>
-        </w:rPr>
-        <w:t xml:space="preserve">, 2019, which is licensed under a </w:t>
-      </w:r>
-      <w:hyperlink r:id="rId14">
-        <w:r>
-          <w:rPr>
-            <w:lang w:val="zh_TW" w:bidi="zh_TW"/>
-          </w:rPr>
-          <w:rPr>
-            <w:color w:val="0000EE"/>
-            <w:u w:val="single"/>
-          </w:rPr>
-          <w:t>CC BY-SA 4.0 license</w:t>
-        </w:r>
-      </w:hyperlink>
-      <w:r>
-        <w:rPr>
-          <w:lang w:val="zh_TW" w:bidi="zh_TW"/>
-        </w:rPr>
-        <w:t>.</w:t>
-      </w:r>
-      <w:r>
-        <w:rPr>
-          <w:lang w:val="zh_TW" w:bidi="zh_TW"/>
-        </w:rPr>
+        <w:t xml:space="preserve"> © 2023 Tyndale House Publishers, licensed under the CC BY-SA 4.0 license. The adaptation, </w:t>
+      </w:r>
+      <w:r>
+        <w:rPr>
+          <w:lang w:val="zh_TW" w:bidi="zh_TW"/>
+        </w:rPr>
+        <w:t>Aquifer Open Study Notes</w:t>
+      </w:r>
+      <w:r>
+        <w:rPr>
+          <w:lang w:val="zh_TW" w:bidi="zh_TW"/>
+        </w:rPr>
+        <w:t>, was created by Mission Mutual and is also licensed under CC BY-SA 4.0.</w:t>
       </w:r>
     </w:p>
     <w:p>
@@ -134,7 +91,7 @@
         <w:rPr>
           <w:lang w:val="zh_TW" w:bidi="zh_TW"/>
         </w:rPr>
-        <w:t>This PDF version is provided under the same license.</w:t>
+        <w:t>This resource has been adapted into multiple languages, including English, Tok Pisin, Arabic (عربي), French (Français), Hindi (हिंदी), Indonesian (Bahasa Indonesia), Portuguese (Português), Russian (Русский), Spanish (Español), Swahili (Kiswahili), and Simplified Chinese (简体中文).</w:t>
       </w:r>
       <w:r>
         <w:rPr>
@@ -363,7 +320,7 @@
         </w:rPr>
         <w:t>（見</w:t>
       </w:r>
-      <w:hyperlink r:id="rId15">
+      <w:hyperlink r:id="rId13">
         <w:r>
           <w:rPr>
             <w:lang w:val="zh_TW" w:bidi="zh_TW"/>
@@ -381,7 +338,7 @@
         </w:rPr>
         <w:t>；</w:t>
       </w:r>
-      <w:hyperlink r:id="rId16">
+      <w:hyperlink r:id="rId14">
         <w:r>
           <w:rPr>
             <w:lang w:val="zh_TW" w:bidi="zh_TW"/>
@@ -399,7 +356,7 @@
         </w:rPr>
         <w:t>；</w:t>
       </w:r>
-      <w:hyperlink r:id="rId17">
+      <w:hyperlink r:id="rId15">
         <w:r>
           <w:rPr>
             <w:lang w:val="zh_TW" w:bidi="zh_TW"/>
@@ -512,7 +469,7 @@
         </w:rPr>
         <w:t>為耶穌基督保守的人：這個片語強調了一個重要的觀點（另見</w:t>
       </w:r>
-      <w:hyperlink r:id="rId18">
+      <w:hyperlink r:id="rId16">
         <w:r>
           <w:rPr>
             <w:lang w:val="zh_TW" w:bidi="zh_TW"/>
@@ -530,7 +487,7 @@
         </w:rPr>
         <w:t>、</w:t>
       </w:r>
-      <w:hyperlink r:id="rId19">
+      <w:hyperlink r:id="rId17">
         <w:r>
           <w:rPr>
             <w:lang w:val="zh_TW" w:bidi="zh_TW"/>
@@ -650,7 +607,7 @@
         </w:rPr>
         <w:t>在新約聖經書信中，此處通常會出現感恩，但猶大在此解釋了他寫信的主要目的（見</w:t>
       </w:r>
-      <w:hyperlink r:id="rId20">
+      <w:hyperlink r:id="rId18">
         <w:r>
           <w:rPr>
             <w:lang w:val="zh_TW" w:bidi="zh_TW"/>
@@ -668,7 +625,7 @@
         </w:rPr>
         <w:t>；</w:t>
       </w:r>
-      <w:hyperlink r:id="rId21">
+      <w:hyperlink r:id="rId19">
         <w:r>
           <w:rPr>
             <w:lang w:val="zh_TW" w:bidi="zh_TW"/>
@@ -686,7 +643,7 @@
         </w:rPr>
         <w:t>）。因錯誤的教導對他的讀者的信仰造成了嚴重的威脅（見</w:t>
       </w:r>
-      <w:hyperlink r:id="rId22">
+      <w:hyperlink r:id="rId20">
         <w:r>
           <w:rPr>
             <w:lang w:val="zh_TW" w:bidi="zh_TW"/>
@@ -752,7 +709,7 @@
         </w:rPr>
         <w:t>人們可能會誤解神的奇妙恩典，認為有了恩典我們就能做錯誤的事（見</w:t>
       </w:r>
-      <w:hyperlink r:id="rId23">
+      <w:hyperlink r:id="rId21">
         <w:r>
           <w:rPr>
             <w:lang w:val="zh_TW" w:bidi="zh_TW"/>
@@ -822,7 +779,7 @@
         </w:rPr>
         <w:t>耶穌在降生於世上之前就已存在，並救了以色列百姓出埃及。後來，祂刑罰了那些不信的人（參</w:t>
       </w:r>
-      <w:hyperlink r:id="rId24">
+      <w:hyperlink r:id="rId22">
         <w:r>
           <w:rPr>
             <w:lang w:val="zh_TW" w:bidi="zh_TW"/>
@@ -865,7 +822,7 @@
         </w:rPr>
         <w:t>多數人不相信神會保護他們。因為他們的不信，神讓那一代人（除了約書亞和迦勒）在曠野漂流直到他們滅亡（見</w:t>
       </w:r>
-      <w:hyperlink r:id="rId25">
+      <w:hyperlink r:id="rId23">
         <w:r>
           <w:rPr>
             <w:lang w:val="zh_TW" w:bidi="zh_TW"/>
@@ -931,7 +888,7 @@
         </w:rPr>
         <w:t>這個段落使用舊約聖經中神審判假教師的例子，來解釋在</w:t>
       </w:r>
-      <w:hyperlink r:id="rId26">
+      <w:hyperlink r:id="rId24">
         <w:r>
           <w:rPr>
             <w:lang w:val="zh_TW" w:bidi="zh_TW"/>
@@ -1021,7 +978,7 @@
         </w:rPr>
         <w:t>的研讀註釋）。而猶大指的可能是</w:t>
       </w:r>
-      <w:hyperlink r:id="rId27">
+      <w:hyperlink r:id="rId25">
         <w:r>
           <w:rPr>
             <w:lang w:val="zh_TW" w:bidi="zh_TW"/>
@@ -1039,7 +996,7 @@
         </w:rPr>
         <w:t>。猶太傳統將</w:t>
       </w:r>
-      <w:hyperlink r:id="rId28">
+      <w:hyperlink r:id="rId26">
         <w:r>
           <w:rPr>
             <w:lang w:val="zh_TW" w:bidi="zh_TW"/>
@@ -1101,7 +1058,7 @@
         </w:rPr>
         <w:t>的研讀註釋）。猶大後來（在</w:t>
       </w:r>
-      <w:hyperlink r:id="rId29">
+      <w:hyperlink r:id="rId27">
         <w:r>
           <w:rPr>
             <w:lang w:val="zh_TW" w:bidi="zh_TW"/>
@@ -1184,7 +1141,7 @@
         </w:rPr>
         <w:t>神對所多瑪和蛾摩拉的審判眾所周知（見</w:t>
       </w:r>
-      <w:hyperlink r:id="rId30">
+      <w:hyperlink r:id="rId28">
         <w:r>
           <w:rPr>
             <w:lang w:val="zh_TW" w:bidi="zh_TW"/>
@@ -1202,7 +1159,7 @@
         </w:rPr>
         <w:t>；</w:t>
       </w:r>
-      <w:hyperlink r:id="rId31">
+      <w:hyperlink r:id="rId29">
         <w:r>
           <w:rPr>
             <w:lang w:val="zh_TW" w:bidi="zh_TW"/>
@@ -1245,7 +1202,7 @@
         </w:rPr>
         <w:t>：</w:t>
       </w:r>
-      <w:hyperlink r:id="rId32">
+      <w:hyperlink r:id="rId30">
         <w:r>
           <w:rPr>
             <w:lang w:val="zh_TW" w:bidi="zh_TW"/>
@@ -1288,7 +1245,7 @@
         </w:rPr>
         <w:t>：這指的可能是同性之間的性關係 （</w:t>
       </w:r>
-      <w:hyperlink r:id="rId33">
+      <w:hyperlink r:id="rId31">
         <w:r>
           <w:rPr>
             <w:lang w:val="zh_TW" w:bidi="zh_TW"/>
@@ -1361,7 +1318,7 @@
         </w:rPr>
         <w:t>：這指的可能是墮落的天使。在舊約聖經和猶太教中，天使在審判中扮演重要的角色。假教師可能是在淡化未來審判的事實（見</w:t>
       </w:r>
-      <w:hyperlink r:id="rId34">
+      <w:hyperlink r:id="rId32">
         <w:r>
           <w:rPr>
             <w:lang w:val="zh_TW" w:bidi="zh_TW"/>
@@ -1379,7 +1336,7 @@
         </w:rPr>
         <w:t>；</w:t>
       </w:r>
-      <w:hyperlink r:id="rId35">
+      <w:hyperlink r:id="rId33">
         <w:r>
           <w:rPr>
             <w:lang w:val="zh_TW" w:bidi="zh_TW"/>
@@ -1397,7 +1354,7 @@
         </w:rPr>
         <w:t>）或否認這些抵擋神的天使有尊貴的起源（參</w:t>
       </w:r>
-      <w:hyperlink r:id="rId36">
+      <w:hyperlink r:id="rId34">
         <w:r>
           <w:rPr>
             <w:lang w:val="zh_TW" w:bidi="zh_TW"/>
@@ -1463,7 +1420,7 @@
         </w:rPr>
         <w:t>米迦勒是最有能力的天使之一。在猶太傳統中，「天使長」是最高級別的天使（另見</w:t>
       </w:r>
-      <w:hyperlink r:id="rId37">
+      <w:hyperlink r:id="rId35">
         <w:r>
           <w:rPr>
             <w:lang w:val="zh_TW" w:bidi="zh_TW"/>
@@ -1481,7 +1438,7 @@
         </w:rPr>
         <w:t>）。米迦勒在聖經中被多次提及（</w:t>
       </w:r>
-      <w:hyperlink r:id="rId38">
+      <w:hyperlink r:id="rId36">
         <w:r>
           <w:rPr>
             <w:lang w:val="zh_TW" w:bidi="zh_TW"/>
@@ -1499,7 +1456,7 @@
         </w:rPr>
         <w:t>、</w:t>
       </w:r>
-      <w:hyperlink r:id="rId39">
+      <w:hyperlink r:id="rId37">
         <w:r>
           <w:rPr>
             <w:lang w:val="zh_TW" w:bidi="zh_TW"/>
@@ -1517,7 +1474,7 @@
         </w:rPr>
         <w:t>，</w:t>
       </w:r>
-      <w:hyperlink r:id="rId40">
+      <w:hyperlink r:id="rId38">
         <w:r>
           <w:rPr>
             <w:lang w:val="zh_TW" w:bidi="zh_TW"/>
@@ -1535,7 +1492,7 @@
         </w:rPr>
         <w:t>；</w:t>
       </w:r>
-      <w:hyperlink r:id="rId41">
+      <w:hyperlink r:id="rId39">
         <w:r>
           <w:rPr>
             <w:lang w:val="zh_TW" w:bidi="zh_TW"/>
@@ -1638,7 +1595,7 @@
         </w:rPr>
         <w:t>：參</w:t>
       </w:r>
-      <w:hyperlink r:id="rId42">
+      <w:hyperlink r:id="rId40">
         <w:r>
           <w:rPr>
             <w:lang w:val="zh_TW" w:bidi="zh_TW"/>
@@ -1718,7 +1675,7 @@
         </w:rPr>
         <w:t>：參</w:t>
       </w:r>
-      <w:hyperlink r:id="rId43">
+      <w:hyperlink r:id="rId41">
         <w:r>
           <w:rPr>
             <w:lang w:val="zh_TW" w:bidi="zh_TW"/>
@@ -1880,7 +1837,7 @@
         </w:rPr>
         <w:t>以諾是亞當較早期的後裔（見</w:t>
       </w:r>
-      <w:hyperlink r:id="rId44">
+      <w:hyperlink r:id="rId42">
         <w:r>
           <w:rPr>
             <w:lang w:val="zh_TW" w:bidi="zh_TW"/>
@@ -1898,7 +1855,7 @@
         </w:rPr>
         <w:t>；</w:t>
       </w:r>
-      <w:hyperlink r:id="rId45">
+      <w:hyperlink r:id="rId43">
         <w:r>
           <w:rPr>
             <w:lang w:val="zh_TW" w:bidi="zh_TW"/>
@@ -1916,7 +1873,7 @@
         </w:rPr>
         <w:t>）。</w:t>
       </w:r>
-      <w:hyperlink r:id="rId46">
+      <w:hyperlink r:id="rId44">
         <w:r>
           <w:rPr>
             <w:lang w:val="zh_TW" w:bidi="zh_TW"/>
@@ -1934,7 +1891,7 @@
         </w:rPr>
         <w:t>中表明以諾沒有經歷死亡，而是直接被接到天上（參</w:t>
       </w:r>
-      <w:hyperlink r:id="rId47">
+      <w:hyperlink r:id="rId45">
         <w:r>
           <w:rPr>
             <w:lang w:val="zh_TW" w:bidi="zh_TW"/>
@@ -1952,7 +1909,7 @@
         </w:rPr>
         <w:t>；見</w:t>
       </w:r>
-      <w:hyperlink r:id="rId48">
+      <w:hyperlink r:id="rId46">
         <w:r>
           <w:rPr>
             <w:lang w:val="zh_TW" w:bidi="zh_TW"/>
@@ -2063,7 +2020,7 @@
         </w:rPr>
         <w:t>：見</w:t>
       </w:r>
-      <w:hyperlink r:id="rId49">
+      <w:hyperlink r:id="rId47">
         <w:r>
           <w:rPr>
             <w:lang w:val="zh_TW" w:bidi="zh_TW"/>
@@ -2081,7 +2038,7 @@
         </w:rPr>
         <w:t>；</w:t>
       </w:r>
-      <w:hyperlink r:id="rId50">
+      <w:hyperlink r:id="rId48">
         <w:r>
           <w:rPr>
             <w:lang w:val="zh_TW" w:bidi="zh_TW"/>
@@ -2099,7 +2056,7 @@
         </w:rPr>
         <w:t>；</w:t>
       </w:r>
-      <w:hyperlink r:id="rId51">
+      <w:hyperlink r:id="rId49">
         <w:r>
           <w:rPr>
             <w:lang w:val="zh_TW" w:bidi="zh_TW"/>
@@ -2165,7 +2122,7 @@
         </w:rPr>
         <w:t>在責備假教師之後，猶大再次直接勉勵他的讀者（見</w:t>
       </w:r>
-      <w:hyperlink r:id="rId52">
+      <w:hyperlink r:id="rId50">
         <w:r>
           <w:rPr>
             <w:lang w:val="zh_TW" w:bidi="zh_TW"/>
@@ -2183,7 +2140,7 @@
         </w:rPr>
         <w:t>）。使徒曾警告他們關於錯誤的教導的問題（</w:t>
       </w:r>
-      <w:hyperlink r:id="rId53">
+      <w:hyperlink r:id="rId51">
         <w:r>
           <w:rPr>
             <w:lang w:val="zh_TW" w:bidi="zh_TW"/>
@@ -2201,7 +2158,7 @@
         </w:rPr>
         <w:t>）。他們應該在信仰上互相扶持（</w:t>
       </w:r>
-      <w:hyperlink r:id="rId54">
+      <w:hyperlink r:id="rId52">
         <w:r>
           <w:rPr>
             <w:lang w:val="zh_TW" w:bidi="zh_TW"/>
@@ -2219,7 +2176,7 @@
         </w:rPr>
         <w:t>）。他們應該要幫助那些可能被假教師誤導的人（</w:t>
       </w:r>
-      <w:hyperlink r:id="rId22">
+      <w:hyperlink r:id="rId20">
         <w:r>
           <w:rPr>
             <w:lang w:val="zh_TW" w:bidi="zh_TW"/>
@@ -2292,7 +2249,7 @@
         </w:rPr>
         <w:t>：耶穌作為彌賽亞（神所揀選的那位）降臨，開啟了神的計劃的最後階段。這是舊約聖經中關於末後日子的預言開始成就的時刻。因此，猶大引用使徒的預言來應對由假教師在當時所引發的危機（</w:t>
       </w:r>
-      <w:hyperlink r:id="rId55">
+      <w:hyperlink r:id="rId53">
         <w:r>
           <w:rPr>
             <w:lang w:val="zh_TW" w:bidi="zh_TW"/>
@@ -2365,7 +2322,7 @@
         </w:rPr>
         <w:t>：如同</w:t>
       </w:r>
-      <w:hyperlink r:id="rId56">
+      <w:hyperlink r:id="rId54">
         <w:r>
           <w:rPr>
             <w:lang w:val="zh_TW" w:bidi="zh_TW"/>
@@ -2625,7 +2582,7 @@
         </w:rPr>
         <w:t>和合本則採用了在猶大書的其它部分中也使用的三段形式（</w:t>
       </w:r>
-      <w:hyperlink r:id="rId57">
+      <w:hyperlink r:id="rId55">
         <w:r>
           <w:rPr>
             <w:lang w:val="zh_TW" w:bidi="zh_TW"/>
@@ -2643,7 +2600,7 @@
         </w:rPr>
         <w:t>、</w:t>
       </w:r>
-      <w:hyperlink r:id="rId58">
+      <w:hyperlink r:id="rId56">
         <w:r>
           <w:rPr>
             <w:lang w:val="zh_TW" w:bidi="zh_TW"/>
@@ -2745,7 +2702,7 @@
         </w:rPr>
         <w:t>：這組人可能包括假教師本身或那些跟隨他們教導的人。憐憫可能就涉及為他們禱告（見</w:t>
       </w:r>
-      <w:hyperlink r:id="rId59">
+      <w:hyperlink r:id="rId57">
         <w:r>
           <w:rPr>
             <w:lang w:val="zh_TW" w:bidi="zh_TW"/>
@@ -2781,7 +2738,7 @@
         </w:rPr>
         <w:t>信徒在憐憫假教師和那些有兒女名分但犯罪作惡的人時，必須非常小心，因為他們的罪可能具有誘惑性。見</w:t>
       </w:r>
-      <w:hyperlink r:id="rId60">
+      <w:hyperlink r:id="rId58">
         <w:r>
           <w:rPr>
             <w:lang w:val="zh_TW" w:bidi="zh_TW"/>
@@ -2799,7 +2756,7 @@
         </w:rPr>
         <w:t>；</w:t>
       </w:r>
-      <w:hyperlink r:id="rId61">
+      <w:hyperlink r:id="rId59">
         <w:r>
           <w:rPr>
             <w:lang w:val="zh_TW" w:bidi="zh_TW"/>

--- a/zht/docx/65.content.docx
+++ b/zht/docx/65.content.docx
@@ -163,13 +163,6 @@
         <w:rPr>
           <w:lang w:val="zh_TW" w:bidi="zh_TW"/>
         </w:rPr>
-      </w:r>
-      <w:r>
-        <w:rPr>
-          <w:i/>
-          <w:lang w:val="zh_TW" w:bidi="zh_TW"/>
-        </w:rPr>
-        <w:t>猶大書 1:1, 猶大書 1:1–2, 猶大書 1:3, 猶大書 1:3–4, 猶大書 1:4, 猶大書 1:5, 猶大書 1:5–16, 猶大書 1:6, 猶大書 1:7, 猶大書 1:8, 猶大書 1:9, 猶大書 1:11, 猶大書 1:12, 猶大書 1:13, 猶大書 1:14–15, 猶大書 1:17, 猶大書 1:17–23, 猶大書 1:18, 猶大書 1:20, 猶大書 1:22, 猶大書 1:22–23, 猶大書 1:23, 猶大書 1:24–25</w:t>
       </w:r>
       <w:r>
         <w:rPr>

--- a/zht/docx/65.content.docx
+++ b/zht/docx/65.content.docx
@@ -150,19 +150,6 @@
           <w:lang w:val="zh_TW" w:bidi="zh_TW"/>
         </w:rPr>
         <w:t>JUD</w:t>
-      </w:r>
-      <w:r>
-        <w:rPr>
-          <w:lang w:val="zh_TW" w:bidi="zh_TW"/>
-        </w:rPr>
-      </w:r>
-    </w:p>
-    <w:p>
-      <w:pPr/>
-      <w:r>
-        <w:rPr>
-          <w:lang w:val="zh_TW" w:bidi="zh_TW"/>
-        </w:rPr>
       </w:r>
       <w:r>
         <w:rPr>

--- a/zht/docx/65.content.docx
+++ b/zht/docx/65.content.docx
@@ -19,7 +19,7 @@
         <w:rPr>
           <w:lang w:val="zh_TW" w:bidi="zh_TW"/>
         </w:rPr>
-        <w:t>Resource: 研讀筆記 (Tyndale)</w:t>
+        <w:t>Resource: Tyndale Open Study Notes</w:t>
       </w:r>
       <w:r>
         <w:rPr>
@@ -112,7 +112,7 @@
         <w:rPr>
           <w:lang w:val="zh_TW" w:bidi="zh_TW"/>
         </w:rPr>
-        <w:t>研讀筆記 (Tyndale)</w:t>
+        <w:t>Tyndale Open Study Notes</w:t>
       </w:r>
     </w:p>
     <w:p>

--- a/zht/docx/65.content.docx
+++ b/zht/docx/65.content.docx
@@ -19,7 +19,7 @@
         <w:rPr>
           <w:lang w:val="zh_TW" w:bidi="zh_TW"/>
         </w:rPr>
-        <w:t>Resource: Tyndale Open Study Notes</w:t>
+        <w:t>Resource: Aquifer Open Study Notes</w:t>
       </w:r>
       <w:r>
         <w:rPr>
@@ -112,7 +112,7 @@
         <w:rPr>
           <w:lang w:val="zh_TW" w:bidi="zh_TW"/>
         </w:rPr>
-        <w:t>Tyndale Open Study Notes</w:t>
+        <w:t>Aquifer Open Study Notes</w:t>
       </w:r>
     </w:p>
     <w:p>

--- a/zht/docx/65.content.docx
+++ b/zht/docx/65.content.docx
@@ -300,54 +300,36 @@
         </w:rPr>
         <w:t>（見</w:t>
       </w:r>
-      <w:hyperlink r:id="rId13">
-        <w:r>
-          <w:rPr>
-            <w:lang w:val="zh_TW" w:bidi="zh_TW"/>
-          </w:rPr>
-          <w:rPr>
-            <w:color w:val="0000EE"/>
-            <w:u w:val="single"/>
-          </w:rPr>
-          <w:t>書14:7</w:t>
-        </w:r>
-      </w:hyperlink>
+      <w:r>
+        <w:rPr>
+          <w:lang w:val="zh_TW" w:bidi="zh_TW"/>
+        </w:rPr>
+        <w:t>書14:7</w:t>
+      </w:r>
       <w:r>
         <w:rPr>
           <w:lang w:val="zh_TW" w:bidi="zh_TW"/>
         </w:rPr>
         <w:t>；</w:t>
       </w:r>
-      <w:hyperlink r:id="rId14">
-        <w:r>
-          <w:rPr>
-            <w:lang w:val="zh_TW" w:bidi="zh_TW"/>
-          </w:rPr>
-          <w:rPr>
-            <w:color w:val="0000EE"/>
-            <w:u w:val="single"/>
-          </w:rPr>
-          <w:t>王下18:12</w:t>
-        </w:r>
-      </w:hyperlink>
+      <w:r>
+        <w:rPr>
+          <w:lang w:val="zh_TW" w:bidi="zh_TW"/>
+        </w:rPr>
+        <w:t>王下18:12</w:t>
+      </w:r>
       <w:r>
         <w:rPr>
           <w:lang w:val="zh_TW" w:bidi="zh_TW"/>
         </w:rPr>
         <w:t>；</w:t>
       </w:r>
-      <w:hyperlink r:id="rId15">
-        <w:r>
-          <w:rPr>
-            <w:lang w:val="zh_TW" w:bidi="zh_TW"/>
-          </w:rPr>
-          <w:rPr>
-            <w:color w:val="0000EE"/>
-            <w:u w:val="single"/>
-          </w:rPr>
-          <w:t>結34:23</w:t>
-        </w:r>
-      </w:hyperlink>
+      <w:r>
+        <w:rPr>
+          <w:lang w:val="zh_TW" w:bidi="zh_TW"/>
+        </w:rPr>
+        <w:t>結34:23</w:t>
+      </w:r>
       <w:r>
         <w:rPr>
           <w:lang w:val="zh_TW" w:bidi="zh_TW"/>
@@ -449,36 +431,24 @@
         </w:rPr>
         <w:t>為耶穌基督保守的人：這個片語強調了一個重要的觀點（另見</w:t>
       </w:r>
-      <w:hyperlink r:id="rId16">
-        <w:r>
-          <w:rPr>
-            <w:lang w:val="zh_TW" w:bidi="zh_TW"/>
-          </w:rPr>
-          <w:rPr>
-            <w:color w:val="0000EE"/>
-            <w:u w:val="single"/>
-          </w:rPr>
-          <w:t>1:21</w:t>
-        </w:r>
-      </w:hyperlink>
+      <w:r>
+        <w:rPr>
+          <w:lang w:val="zh_TW" w:bidi="zh_TW"/>
+        </w:rPr>
+        <w:t>1:21</w:t>
+      </w:r>
       <w:r>
         <w:rPr>
           <w:lang w:val="zh_TW" w:bidi="zh_TW"/>
         </w:rPr>
         <w:t>、</w:t>
       </w:r>
-      <w:hyperlink r:id="rId17">
-        <w:r>
-          <w:rPr>
-            <w:lang w:val="zh_TW" w:bidi="zh_TW"/>
-          </w:rPr>
-          <w:rPr>
-            <w:color w:val="0000EE"/>
-            <w:u w:val="single"/>
-          </w:rPr>
-          <w:t>24</w:t>
-        </w:r>
-      </w:hyperlink>
+      <w:r>
+        <w:rPr>
+          <w:lang w:val="zh_TW" w:bidi="zh_TW"/>
+        </w:rPr>
+        <w:t>24</w:t>
+      </w:r>
       <w:r>
         <w:rPr>
           <w:lang w:val="zh_TW" w:bidi="zh_TW"/>
@@ -587,54 +557,36 @@
         </w:rPr>
         <w:t>在新約聖經書信中，此處通常會出現感恩，但猶大在此解釋了他寫信的主要目的（見</w:t>
       </w:r>
-      <w:hyperlink r:id="rId18">
-        <w:r>
-          <w:rPr>
-            <w:lang w:val="zh_TW" w:bidi="zh_TW"/>
-          </w:rPr>
-          <w:rPr>
-            <w:color w:val="0000EE"/>
-            <w:u w:val="single"/>
-          </w:rPr>
-          <w:t>羅1:8–14</w:t>
-        </w:r>
-      </w:hyperlink>
+      <w:r>
+        <w:rPr>
+          <w:lang w:val="zh_TW" w:bidi="zh_TW"/>
+        </w:rPr>
+        <w:t>羅1:8–14</w:t>
+      </w:r>
       <w:r>
         <w:rPr>
           <w:lang w:val="zh_TW" w:bidi="zh_TW"/>
         </w:rPr>
         <w:t>；</w:t>
       </w:r>
-      <w:hyperlink r:id="rId19">
-        <w:r>
-          <w:rPr>
-            <w:lang w:val="zh_TW" w:bidi="zh_TW"/>
-          </w:rPr>
-          <w:rPr>
-            <w:color w:val="0000EE"/>
-            <w:u w:val="single"/>
-          </w:rPr>
-          <w:t>林前1:4–9</w:t>
-        </w:r>
-      </w:hyperlink>
+      <w:r>
+        <w:rPr>
+          <w:lang w:val="zh_TW" w:bidi="zh_TW"/>
+        </w:rPr>
+        <w:t>林前1:4–9</w:t>
+      </w:r>
       <w:r>
         <w:rPr>
           <w:lang w:val="zh_TW" w:bidi="zh_TW"/>
         </w:rPr>
         <w:t>）。因錯誤的教導對他的讀者的信仰造成了嚴重的威脅（見</w:t>
       </w:r>
-      <w:hyperlink r:id="rId20">
-        <w:r>
-          <w:rPr>
-            <w:lang w:val="zh_TW" w:bidi="zh_TW"/>
-          </w:rPr>
-          <w:rPr>
-            <w:color w:val="0000EE"/>
-            <w:u w:val="single"/>
-          </w:rPr>
-          <w:t>猶1:22–23</w:t>
-        </w:r>
-      </w:hyperlink>
+      <w:r>
+        <w:rPr>
+          <w:lang w:val="zh_TW" w:bidi="zh_TW"/>
+        </w:rPr>
+        <w:t>猶1:22–23</w:t>
+      </w:r>
       <w:r>
         <w:rPr>
           <w:lang w:val="zh_TW" w:bidi="zh_TW"/>
@@ -689,18 +641,12 @@
         </w:rPr>
         <w:t>人們可能會誤解神的奇妙恩典，認為有了恩典我們就能做錯誤的事（見</w:t>
       </w:r>
-      <w:hyperlink r:id="rId21">
-        <w:r>
-          <w:rPr>
-            <w:lang w:val="zh_TW" w:bidi="zh_TW"/>
-          </w:rPr>
-          <w:rPr>
-            <w:color w:val="0000EE"/>
-            <w:u w:val="single"/>
-          </w:rPr>
-          <w:t>羅6章</w:t>
-        </w:r>
-      </w:hyperlink>
+      <w:r>
+        <w:rPr>
+          <w:lang w:val="zh_TW" w:bidi="zh_TW"/>
+        </w:rPr>
+        <w:t>羅6章</w:t>
+      </w:r>
       <w:r>
         <w:rPr>
           <w:lang w:val="zh_TW" w:bidi="zh_TW"/>
@@ -759,18 +705,12 @@
         </w:rPr>
         <w:t>耶穌在降生於世上之前就已存在，並救了以色列百姓出埃及。後來，祂刑罰了那些不信的人（參</w:t>
       </w:r>
-      <w:hyperlink r:id="rId22">
-        <w:r>
-          <w:rPr>
-            <w:lang w:val="zh_TW" w:bidi="zh_TW"/>
-          </w:rPr>
-          <w:rPr>
-            <w:color w:val="0000EE"/>
-            <w:u w:val="single"/>
-          </w:rPr>
-          <w:t>林前10:4</w:t>
-        </w:r>
-      </w:hyperlink>
+      <w:r>
+        <w:rPr>
+          <w:lang w:val="zh_TW" w:bidi="zh_TW"/>
+        </w:rPr>
+        <w:t>林前10:4</w:t>
+      </w:r>
       <w:r>
         <w:rPr>
           <w:lang w:val="zh_TW" w:bidi="zh_TW"/>
@@ -802,18 +742,12 @@
         </w:rPr>
         <w:t>多數人不相信神會保護他們。因為他們的不信，神讓那一代人（除了約書亞和迦勒）在曠野漂流直到他們滅亡（見</w:t>
       </w:r>
-      <w:hyperlink r:id="rId23">
-        <w:r>
-          <w:rPr>
-            <w:lang w:val="zh_TW" w:bidi="zh_TW"/>
-          </w:rPr>
-          <w:rPr>
-            <w:color w:val="0000EE"/>
-            <w:u w:val="single"/>
-          </w:rPr>
-          <w:t>民14章</w:t>
-        </w:r>
-      </w:hyperlink>
+      <w:r>
+        <w:rPr>
+          <w:lang w:val="zh_TW" w:bidi="zh_TW"/>
+        </w:rPr>
+        <w:t>民14章</w:t>
+      </w:r>
       <w:r>
         <w:rPr>
           <w:lang w:val="zh_TW" w:bidi="zh_TW"/>
@@ -868,18 +802,12 @@
         </w:rPr>
         <w:t>這個段落使用舊約聖經中神審判假教師的例子，來解釋在</w:t>
       </w:r>
-      <w:hyperlink r:id="rId24">
-        <w:r>
-          <w:rPr>
-            <w:lang w:val="zh_TW" w:bidi="zh_TW"/>
-          </w:rPr>
-          <w:rPr>
-            <w:color w:val="0000EE"/>
-            <w:u w:val="single"/>
-          </w:rPr>
-          <w:t>一章4節</w:t>
-        </w:r>
-      </w:hyperlink>
+      <w:r>
+        <w:rPr>
+          <w:lang w:val="zh_TW" w:bidi="zh_TW"/>
+        </w:rPr>
+        <w:t>一章4節</w:t>
+      </w:r>
       <w:r>
         <w:rPr>
           <w:lang w:val="zh_TW" w:bidi="zh_TW"/>
@@ -958,36 +886,24 @@
         </w:rPr>
         <w:t>的研讀註釋）。而猶大指的可能是</w:t>
       </w:r>
-      <w:hyperlink r:id="rId25">
-        <w:r>
-          <w:rPr>
-            <w:lang w:val="zh_TW" w:bidi="zh_TW"/>
-          </w:rPr>
-          <w:rPr>
-            <w:color w:val="0000EE"/>
-            <w:u w:val="single"/>
-          </w:rPr>
-          <w:t>創世記六章1至4節</w:t>
-        </w:r>
-      </w:hyperlink>
+      <w:r>
+        <w:rPr>
+          <w:lang w:val="zh_TW" w:bidi="zh_TW"/>
+        </w:rPr>
+        <w:t>創世記六章1至4節</w:t>
+      </w:r>
       <w:r>
         <w:rPr>
           <w:lang w:val="zh_TW" w:bidi="zh_TW"/>
         </w:rPr>
         <w:t>。猶太傳統將</w:t>
       </w:r>
-      <w:hyperlink r:id="rId26">
-        <w:r>
-          <w:rPr>
-            <w:lang w:val="zh_TW" w:bidi="zh_TW"/>
-          </w:rPr>
-          <w:rPr>
-            <w:color w:val="0000EE"/>
-            <w:u w:val="single"/>
-          </w:rPr>
-          <w:t>創世記第六章</w:t>
-        </w:r>
-      </w:hyperlink>
+      <w:r>
+        <w:rPr>
+          <w:lang w:val="zh_TW" w:bidi="zh_TW"/>
+        </w:rPr>
+        <w:t>創世記第六章</w:t>
+      </w:r>
       <w:r>
         <w:rPr>
           <w:lang w:val="zh_TW" w:bidi="zh_TW"/>
@@ -1038,18 +954,12 @@
         </w:rPr>
         <w:t>的研讀註釋）。猶大後來（在</w:t>
       </w:r>
-      <w:hyperlink r:id="rId27">
-        <w:r>
-          <w:rPr>
-            <w:lang w:val="zh_TW" w:bidi="zh_TW"/>
-          </w:rPr>
-          <w:rPr>
-            <w:color w:val="0000EE"/>
-            <w:u w:val="single"/>
-          </w:rPr>
-          <w:t>第14–15節</w:t>
-        </w:r>
-      </w:hyperlink>
+      <w:r>
+        <w:rPr>
+          <w:lang w:val="zh_TW" w:bidi="zh_TW"/>
+        </w:rPr>
+        <w:t>第14–15節</w:t>
+      </w:r>
       <w:r>
         <w:rPr>
           <w:lang w:val="zh_TW" w:bidi="zh_TW"/>
@@ -1121,36 +1031,24 @@
         </w:rPr>
         <w:t>神對所多瑪和蛾摩拉的審判眾所周知（見</w:t>
       </w:r>
-      <w:hyperlink r:id="rId28">
-        <w:r>
-          <w:rPr>
-            <w:lang w:val="zh_TW" w:bidi="zh_TW"/>
-          </w:rPr>
-          <w:rPr>
-            <w:color w:val="0000EE"/>
-            <w:u w:val="single"/>
-          </w:rPr>
-          <w:t>創18:17–19:26</w:t>
-        </w:r>
-      </w:hyperlink>
+      <w:r>
+        <w:rPr>
+          <w:lang w:val="zh_TW" w:bidi="zh_TW"/>
+        </w:rPr>
+        <w:t>創18:17–19:26</w:t>
+      </w:r>
       <w:r>
         <w:rPr>
           <w:lang w:val="zh_TW" w:bidi="zh_TW"/>
         </w:rPr>
         <w:t>；</w:t>
       </w:r>
-      <w:hyperlink r:id="rId29">
-        <w:r>
-          <w:rPr>
-            <w:lang w:val="zh_TW" w:bidi="zh_TW"/>
-          </w:rPr>
-          <w:rPr>
-            <w:color w:val="0000EE"/>
-            <w:u w:val="single"/>
-          </w:rPr>
-          <w:t>路17:26–29</w:t>
-        </w:r>
-      </w:hyperlink>
+      <w:r>
+        <w:rPr>
+          <w:lang w:val="zh_TW" w:bidi="zh_TW"/>
+        </w:rPr>
+        <w:t>路17:26–29</w:t>
+      </w:r>
       <w:r>
         <w:rPr>
           <w:lang w:val="zh_TW" w:bidi="zh_TW"/>
@@ -1182,18 +1080,12 @@
         </w:rPr>
         <w:t>：</w:t>
       </w:r>
-      <w:hyperlink r:id="rId30">
-        <w:r>
-          <w:rPr>
-            <w:lang w:val="zh_TW" w:bidi="zh_TW"/>
-          </w:rPr>
-          <w:rPr>
-            <w:color w:val="0000EE"/>
-            <w:u w:val="single"/>
-          </w:rPr>
-          <w:t>申命記二十九章23節</w:t>
-        </w:r>
-      </w:hyperlink>
+      <w:r>
+        <w:rPr>
+          <w:lang w:val="zh_TW" w:bidi="zh_TW"/>
+        </w:rPr>
+        <w:t>申命記二十九章23節</w:t>
+      </w:r>
       <w:r>
         <w:rPr>
           <w:lang w:val="zh_TW" w:bidi="zh_TW"/>
@@ -1225,18 +1117,12 @@
         </w:rPr>
         <w:t>：這指的可能是同性之間的性關係 （</w:t>
       </w:r>
-      <w:hyperlink r:id="rId31">
-        <w:r>
-          <w:rPr>
-            <w:lang w:val="zh_TW" w:bidi="zh_TW"/>
-          </w:rPr>
-          <w:rPr>
-            <w:color w:val="0000EE"/>
-            <w:u w:val="single"/>
-          </w:rPr>
-          <w:t>創19:5–10</w:t>
-        </w:r>
-      </w:hyperlink>
+      <w:r>
+        <w:rPr>
+          <w:lang w:val="zh_TW" w:bidi="zh_TW"/>
+        </w:rPr>
+        <w:t>創19:5–10</w:t>
+      </w:r>
       <w:r>
         <w:rPr>
           <w:lang w:val="zh_TW" w:bidi="zh_TW"/>
@@ -1298,54 +1184,36 @@
         </w:rPr>
         <w:t>：這指的可能是墮落的天使。在舊約聖經和猶太教中，天使在審判中扮演重要的角色。假教師可能是在淡化未來審判的事實（見</w:t>
       </w:r>
-      <w:hyperlink r:id="rId32">
-        <w:r>
-          <w:rPr>
-            <w:lang w:val="zh_TW" w:bidi="zh_TW"/>
-          </w:rPr>
-          <w:rPr>
-            <w:color w:val="0000EE"/>
-            <w:u w:val="single"/>
-          </w:rPr>
-          <w:t>1:18</w:t>
-        </w:r>
-      </w:hyperlink>
+      <w:r>
+        <w:rPr>
+          <w:lang w:val="zh_TW" w:bidi="zh_TW"/>
+        </w:rPr>
+        <w:t>1:18</w:t>
+      </w:r>
       <w:r>
         <w:rPr>
           <w:lang w:val="zh_TW" w:bidi="zh_TW"/>
         </w:rPr>
         <w:t>；</w:t>
       </w:r>
-      <w:hyperlink r:id="rId33">
-        <w:r>
-          <w:rPr>
-            <w:lang w:val="zh_TW" w:bidi="zh_TW"/>
-          </w:rPr>
-          <w:rPr>
-            <w:color w:val="0000EE"/>
-            <w:u w:val="single"/>
-          </w:rPr>
-          <w:t>彼後3:3–4</w:t>
-        </w:r>
-      </w:hyperlink>
+      <w:r>
+        <w:rPr>
+          <w:lang w:val="zh_TW" w:bidi="zh_TW"/>
+        </w:rPr>
+        <w:t>彼後3:3–4</w:t>
+      </w:r>
       <w:r>
         <w:rPr>
           <w:lang w:val="zh_TW" w:bidi="zh_TW"/>
         </w:rPr>
         <w:t>）或否認這些抵擋神的天使有尊貴的起源（參</w:t>
       </w:r>
-      <w:hyperlink r:id="rId34">
-        <w:r>
-          <w:rPr>
-            <w:lang w:val="zh_TW" w:bidi="zh_TW"/>
-          </w:rPr>
-          <w:rPr>
-            <w:color w:val="0000EE"/>
-            <w:u w:val="single"/>
-          </w:rPr>
-          <w:t>彼後2:10</w:t>
-        </w:r>
-      </w:hyperlink>
+      <w:r>
+        <w:rPr>
+          <w:lang w:val="zh_TW" w:bidi="zh_TW"/>
+        </w:rPr>
+        <w:t>彼後2:10</w:t>
+      </w:r>
       <w:r>
         <w:rPr>
           <w:lang w:val="zh_TW" w:bidi="zh_TW"/>
@@ -1400,90 +1268,60 @@
         </w:rPr>
         <w:t>米迦勒是最有能力的天使之一。在猶太傳統中，「天使長」是最高級別的天使（另見</w:t>
       </w:r>
-      <w:hyperlink r:id="rId35">
-        <w:r>
-          <w:rPr>
-            <w:lang w:val="zh_TW" w:bidi="zh_TW"/>
-          </w:rPr>
-          <w:rPr>
-            <w:color w:val="0000EE"/>
-            <w:u w:val="single"/>
-          </w:rPr>
-          <w:t>帖前4:16</w:t>
-        </w:r>
-      </w:hyperlink>
+      <w:r>
+        <w:rPr>
+          <w:lang w:val="zh_TW" w:bidi="zh_TW"/>
+        </w:rPr>
+        <w:t>帖前4:16</w:t>
+      </w:r>
       <w:r>
         <w:rPr>
           <w:lang w:val="zh_TW" w:bidi="zh_TW"/>
         </w:rPr>
         <w:t>）。米迦勒在聖經中被多次提及（</w:t>
       </w:r>
-      <w:hyperlink r:id="rId36">
-        <w:r>
-          <w:rPr>
-            <w:lang w:val="zh_TW" w:bidi="zh_TW"/>
-          </w:rPr>
-          <w:rPr>
-            <w:color w:val="0000EE"/>
-            <w:u w:val="single"/>
-          </w:rPr>
-          <w:t>但10:13</w:t>
-        </w:r>
-      </w:hyperlink>
+      <w:r>
+        <w:rPr>
+          <w:lang w:val="zh_TW" w:bidi="zh_TW"/>
+        </w:rPr>
+        <w:t>但10:13</w:t>
+      </w:r>
       <w:r>
         <w:rPr>
           <w:lang w:val="zh_TW" w:bidi="zh_TW"/>
         </w:rPr>
         <w:t>、</w:t>
       </w:r>
-      <w:hyperlink r:id="rId37">
-        <w:r>
-          <w:rPr>
-            <w:lang w:val="zh_TW" w:bidi="zh_TW"/>
-          </w:rPr>
-          <w:rPr>
-            <w:color w:val="0000EE"/>
-            <w:u w:val="single"/>
-          </w:rPr>
-          <w:t>21</w:t>
-        </w:r>
-      </w:hyperlink>
+      <w:r>
+        <w:rPr>
+          <w:lang w:val="zh_TW" w:bidi="zh_TW"/>
+        </w:rPr>
+        <w:t>21</w:t>
+      </w:r>
       <w:r>
         <w:rPr>
           <w:lang w:val="zh_TW" w:bidi="zh_TW"/>
         </w:rPr>
         <w:t>，</w:t>
       </w:r>
-      <w:hyperlink r:id="rId38">
-        <w:r>
-          <w:rPr>
-            <w:lang w:val="zh_TW" w:bidi="zh_TW"/>
-          </w:rPr>
-          <w:rPr>
-            <w:color w:val="0000EE"/>
-            <w:u w:val="single"/>
-          </w:rPr>
-          <w:t>12:1</w:t>
-        </w:r>
-      </w:hyperlink>
+      <w:r>
+        <w:rPr>
+          <w:lang w:val="zh_TW" w:bidi="zh_TW"/>
+        </w:rPr>
+        <w:t>12:1</w:t>
+      </w:r>
       <w:r>
         <w:rPr>
           <w:lang w:val="zh_TW" w:bidi="zh_TW"/>
         </w:rPr>
         <w:t>；</w:t>
       </w:r>
-      <w:hyperlink r:id="rId39">
-        <w:r>
-          <w:rPr>
-            <w:lang w:val="zh_TW" w:bidi="zh_TW"/>
-          </w:rPr>
-          <w:rPr>
-            <w:color w:val="0000EE"/>
-            <w:u w:val="single"/>
-          </w:rPr>
-          <w:t>啟12:7</w:t>
-        </w:r>
-      </w:hyperlink>
+      <w:r>
+        <w:rPr>
+          <w:lang w:val="zh_TW" w:bidi="zh_TW"/>
+        </w:rPr>
+        <w:t>啟12:7</w:t>
+      </w:r>
       <w:r>
         <w:rPr>
           <w:lang w:val="zh_TW" w:bidi="zh_TW"/>
@@ -1575,18 +1413,12 @@
         </w:rPr>
         <w:t>：參</w:t>
       </w:r>
-      <w:hyperlink r:id="rId40">
-        <w:r>
-          <w:rPr>
-            <w:lang w:val="zh_TW" w:bidi="zh_TW"/>
-          </w:rPr>
-          <w:rPr>
-            <w:color w:val="0000EE"/>
-            <w:u w:val="single"/>
-          </w:rPr>
-          <w:t>創世記四章1至16節</w:t>
-        </w:r>
-      </w:hyperlink>
+      <w:r>
+        <w:rPr>
+          <w:lang w:val="zh_TW" w:bidi="zh_TW"/>
+        </w:rPr>
+        <w:t>創世記四章1至16節</w:t>
+      </w:r>
       <w:r>
         <w:rPr>
           <w:lang w:val="zh_TW" w:bidi="zh_TW"/>
@@ -1655,18 +1487,12 @@
         </w:rPr>
         <w:t>：參</w:t>
       </w:r>
-      <w:hyperlink r:id="rId41">
-        <w:r>
-          <w:rPr>
-            <w:lang w:val="zh_TW" w:bidi="zh_TW"/>
-          </w:rPr>
-          <w:rPr>
-            <w:color w:val="0000EE"/>
-            <w:u w:val="single"/>
-          </w:rPr>
-          <w:t>民數記十六章1至35節</w:t>
-        </w:r>
-      </w:hyperlink>
+      <w:r>
+        <w:rPr>
+          <w:lang w:val="zh_TW" w:bidi="zh_TW"/>
+        </w:rPr>
+        <w:t>民數記十六章1至35節</w:t>
+      </w:r>
       <w:r>
         <w:rPr>
           <w:lang w:val="zh_TW" w:bidi="zh_TW"/>
@@ -1817,90 +1643,60 @@
         </w:rPr>
         <w:t>以諾是亞當較早期的後裔（見</w:t>
       </w:r>
-      <w:hyperlink r:id="rId42">
-        <w:r>
-          <w:rPr>
-            <w:lang w:val="zh_TW" w:bidi="zh_TW"/>
-          </w:rPr>
-          <w:rPr>
-            <w:color w:val="0000EE"/>
-            <w:u w:val="single"/>
-          </w:rPr>
-          <w:t>創5:18–24</w:t>
-        </w:r>
-      </w:hyperlink>
+      <w:r>
+        <w:rPr>
+          <w:lang w:val="zh_TW" w:bidi="zh_TW"/>
+        </w:rPr>
+        <w:t>創5:18–24</w:t>
+      </w:r>
       <w:r>
         <w:rPr>
           <w:lang w:val="zh_TW" w:bidi="zh_TW"/>
         </w:rPr>
         <w:t>；</w:t>
       </w:r>
-      <w:hyperlink r:id="rId43">
-        <w:r>
-          <w:rPr>
-            <w:lang w:val="zh_TW" w:bidi="zh_TW"/>
-          </w:rPr>
-          <w:rPr>
-            <w:color w:val="0000EE"/>
-            <w:u w:val="single"/>
-          </w:rPr>
-          <w:t>代上1:3</w:t>
-        </w:r>
-      </w:hyperlink>
+      <w:r>
+        <w:rPr>
+          <w:lang w:val="zh_TW" w:bidi="zh_TW"/>
+        </w:rPr>
+        <w:t>代上1:3</w:t>
+      </w:r>
       <w:r>
         <w:rPr>
           <w:lang w:val="zh_TW" w:bidi="zh_TW"/>
         </w:rPr>
         <w:t>）。</w:t>
       </w:r>
-      <w:hyperlink r:id="rId44">
-        <w:r>
-          <w:rPr>
-            <w:lang w:val="zh_TW" w:bidi="zh_TW"/>
-          </w:rPr>
-          <w:rPr>
-            <w:color w:val="0000EE"/>
-            <w:u w:val="single"/>
-          </w:rPr>
-          <w:t>創世記五章24節</w:t>
-        </w:r>
-      </w:hyperlink>
+      <w:r>
+        <w:rPr>
+          <w:lang w:val="zh_TW" w:bidi="zh_TW"/>
+        </w:rPr>
+        <w:t>創世記五章24節</w:t>
+      </w:r>
       <w:r>
         <w:rPr>
           <w:lang w:val="zh_TW" w:bidi="zh_TW"/>
         </w:rPr>
         <w:t>中表明以諾沒有經歷死亡，而是直接被接到天上（參</w:t>
       </w:r>
-      <w:hyperlink r:id="rId45">
-        <w:r>
-          <w:rPr>
-            <w:lang w:val="zh_TW" w:bidi="zh_TW"/>
-          </w:rPr>
-          <w:rPr>
-            <w:color w:val="0000EE"/>
-            <w:u w:val="single"/>
-          </w:rPr>
-          <w:t>王下2:1–13</w:t>
-        </w:r>
-      </w:hyperlink>
+      <w:r>
+        <w:rPr>
+          <w:lang w:val="zh_TW" w:bidi="zh_TW"/>
+        </w:rPr>
+        <w:t>王下2:1–13</w:t>
+      </w:r>
       <w:r>
         <w:rPr>
           <w:lang w:val="zh_TW" w:bidi="zh_TW"/>
         </w:rPr>
         <w:t>；見</w:t>
       </w:r>
-      <w:hyperlink r:id="rId46">
-        <w:r>
-          <w:rPr>
-            <w:lang w:val="zh_TW" w:bidi="zh_TW"/>
-          </w:rPr>
-          <w:rPr>
-            <w:color w:val="0000EE"/>
-            <w:u w:val="single"/>
-          </w:rPr>
-          <w:t>來11:5</w:t>
-        </w:r>
-      </w:hyperlink>
+      <w:r>
+        <w:rPr>
+          <w:lang w:val="zh_TW" w:bidi="zh_TW"/>
+        </w:rPr>
+        <w:t>來11:5</w:t>
+      </w:r>
       <w:r>
         <w:rPr>
           <w:lang w:val="zh_TW" w:bidi="zh_TW"/>
@@ -2000,54 +1796,36 @@
         </w:rPr>
         <w:t>：見</w:t>
       </w:r>
-      <w:hyperlink r:id="rId47">
-        <w:r>
-          <w:rPr>
-            <w:lang w:val="zh_TW" w:bidi="zh_TW"/>
-          </w:rPr>
-          <w:rPr>
-            <w:color w:val="0000EE"/>
-            <w:u w:val="single"/>
-          </w:rPr>
-          <w:t>使徒行傳二十章29至30節</w:t>
-        </w:r>
-      </w:hyperlink>
+      <w:r>
+        <w:rPr>
+          <w:lang w:val="zh_TW" w:bidi="zh_TW"/>
+        </w:rPr>
+        <w:t>使徒行傳二十章29至30節</w:t>
+      </w:r>
       <w:r>
         <w:rPr>
           <w:lang w:val="zh_TW" w:bidi="zh_TW"/>
         </w:rPr>
         <w:t>；</w:t>
       </w:r>
-      <w:hyperlink r:id="rId48">
-        <w:r>
-          <w:rPr>
-            <w:lang w:val="zh_TW" w:bidi="zh_TW"/>
-          </w:rPr>
-          <w:rPr>
-            <w:color w:val="0000EE"/>
-            <w:u w:val="single"/>
-          </w:rPr>
-          <w:t>提摩太前書四章1至3節</w:t>
-        </w:r>
-      </w:hyperlink>
+      <w:r>
+        <w:rPr>
+          <w:lang w:val="zh_TW" w:bidi="zh_TW"/>
+        </w:rPr>
+        <w:t>提摩太前書四章1至3節</w:t>
+      </w:r>
       <w:r>
         <w:rPr>
           <w:lang w:val="zh_TW" w:bidi="zh_TW"/>
         </w:rPr>
         <w:t>；</w:t>
       </w:r>
-      <w:hyperlink r:id="rId49">
-        <w:r>
-          <w:rPr>
-            <w:lang w:val="zh_TW" w:bidi="zh_TW"/>
-          </w:rPr>
-          <w:rPr>
-            <w:color w:val="0000EE"/>
-            <w:u w:val="single"/>
-          </w:rPr>
-          <w:t>提摩太後書三章1至5節</w:t>
-        </w:r>
-      </w:hyperlink>
+      <w:r>
+        <w:rPr>
+          <w:lang w:val="zh_TW" w:bidi="zh_TW"/>
+        </w:rPr>
+        <w:t>提摩太後書三章1至5節</w:t>
+      </w:r>
       <w:r>
         <w:rPr>
           <w:lang w:val="zh_TW" w:bidi="zh_TW"/>
@@ -2102,72 +1880,48 @@
         </w:rPr>
         <w:t>在責備假教師之後，猶大再次直接勉勵他的讀者（見</w:t>
       </w:r>
-      <w:hyperlink r:id="rId50">
-        <w:r>
-          <w:rPr>
-            <w:lang w:val="zh_TW" w:bidi="zh_TW"/>
-          </w:rPr>
-          <w:rPr>
-            <w:color w:val="0000EE"/>
-            <w:u w:val="single"/>
-          </w:rPr>
-          <w:t>1:3–4</w:t>
-        </w:r>
-      </w:hyperlink>
+      <w:r>
+        <w:rPr>
+          <w:lang w:val="zh_TW" w:bidi="zh_TW"/>
+        </w:rPr>
+        <w:t>1:3–4</w:t>
+      </w:r>
       <w:r>
         <w:rPr>
           <w:lang w:val="zh_TW" w:bidi="zh_TW"/>
         </w:rPr>
         <w:t>）。使徒曾警告他們關於錯誤的教導的問題（</w:t>
       </w:r>
-      <w:hyperlink r:id="rId51">
-        <w:r>
-          <w:rPr>
-            <w:lang w:val="zh_TW" w:bidi="zh_TW"/>
-          </w:rPr>
-          <w:rPr>
-            <w:color w:val="0000EE"/>
-            <w:u w:val="single"/>
-          </w:rPr>
-          <w:t>1:17–19</w:t>
-        </w:r>
-      </w:hyperlink>
+      <w:r>
+        <w:rPr>
+          <w:lang w:val="zh_TW" w:bidi="zh_TW"/>
+        </w:rPr>
+        <w:t>1:17–19</w:t>
+      </w:r>
       <w:r>
         <w:rPr>
           <w:lang w:val="zh_TW" w:bidi="zh_TW"/>
         </w:rPr>
         <w:t>）。他們應該在信仰上互相扶持（</w:t>
       </w:r>
-      <w:hyperlink r:id="rId52">
-        <w:r>
-          <w:rPr>
-            <w:lang w:val="zh_TW" w:bidi="zh_TW"/>
-          </w:rPr>
-          <w:rPr>
-            <w:color w:val="0000EE"/>
-            <w:u w:val="single"/>
-          </w:rPr>
-          <w:t>1:20–21</w:t>
-        </w:r>
-      </w:hyperlink>
+      <w:r>
+        <w:rPr>
+          <w:lang w:val="zh_TW" w:bidi="zh_TW"/>
+        </w:rPr>
+        <w:t>1:20–21</w:t>
+      </w:r>
       <w:r>
         <w:rPr>
           <w:lang w:val="zh_TW" w:bidi="zh_TW"/>
         </w:rPr>
         <w:t>）。他們應該要幫助那些可能被假教師誤導的人（</w:t>
       </w:r>
-      <w:hyperlink r:id="rId20">
-        <w:r>
-          <w:rPr>
-            <w:lang w:val="zh_TW" w:bidi="zh_TW"/>
-          </w:rPr>
-          <w:rPr>
-            <w:color w:val="0000EE"/>
-            <w:u w:val="single"/>
-          </w:rPr>
-          <w:t>1:22–23</w:t>
-        </w:r>
-      </w:hyperlink>
+      <w:r>
+        <w:rPr>
+          <w:lang w:val="zh_TW" w:bidi="zh_TW"/>
+        </w:rPr>
+        <w:t>1:22–23</w:t>
+      </w:r>
       <w:r>
         <w:rPr>
           <w:lang w:val="zh_TW" w:bidi="zh_TW"/>
@@ -2229,18 +1983,12 @@
         </w:rPr>
         <w:t>：耶穌作為彌賽亞（神所揀選的那位）降臨，開啟了神的計劃的最後階段。這是舊約聖經中關於末後日子的預言開始成就的時刻。因此，猶大引用使徒的預言來應對由假教師在當時所引發的危機（</w:t>
       </w:r>
-      <w:hyperlink r:id="rId53">
-        <w:r>
-          <w:rPr>
-            <w:lang w:val="zh_TW" w:bidi="zh_TW"/>
-          </w:rPr>
-          <w:rPr>
-            <w:color w:val="0000EE"/>
-            <w:u w:val="single"/>
-          </w:rPr>
-          <w:t>1:19</w:t>
-        </w:r>
-      </w:hyperlink>
+      <w:r>
+        <w:rPr>
+          <w:lang w:val="zh_TW" w:bidi="zh_TW"/>
+        </w:rPr>
+        <w:t>1:19</w:t>
+      </w:r>
       <w:r>
         <w:rPr>
           <w:lang w:val="zh_TW" w:bidi="zh_TW"/>
@@ -2302,18 +2050,12 @@
         </w:rPr>
         <w:t>：如同</w:t>
       </w:r>
-      <w:hyperlink r:id="rId54">
-        <w:r>
-          <w:rPr>
-            <w:lang w:val="zh_TW" w:bidi="zh_TW"/>
-          </w:rPr>
-          <w:rPr>
-            <w:color w:val="0000EE"/>
-            <w:u w:val="single"/>
-          </w:rPr>
-          <w:t>一章3節</w:t>
-        </w:r>
-      </w:hyperlink>
+      <w:r>
+        <w:rPr>
+          <w:lang w:val="zh_TW" w:bidi="zh_TW"/>
+        </w:rPr>
+        <w:t>一章3節</w:t>
+      </w:r>
       <w:r>
         <w:rPr>
           <w:lang w:val="zh_TW" w:bidi="zh_TW"/>
@@ -2562,36 +2304,24 @@
         </w:rPr>
         <w:t>和合本則採用了在猶大書的其它部分中也使用的三段形式（</w:t>
       </w:r>
-      <w:hyperlink r:id="rId55">
-        <w:r>
-          <w:rPr>
-            <w:lang w:val="zh_TW" w:bidi="zh_TW"/>
-          </w:rPr>
-          <w:rPr>
-            <w:color w:val="0000EE"/>
-            <w:u w:val="single"/>
-          </w:rPr>
-          <w:t>1:5–7</w:t>
-        </w:r>
-      </w:hyperlink>
+      <w:r>
+        <w:rPr>
+          <w:lang w:val="zh_TW" w:bidi="zh_TW"/>
+        </w:rPr>
+        <w:t>1:5–7</w:t>
+      </w:r>
       <w:r>
         <w:rPr>
           <w:lang w:val="zh_TW" w:bidi="zh_TW"/>
         </w:rPr>
         <w:t>、</w:t>
       </w:r>
-      <w:hyperlink r:id="rId56">
-        <w:r>
-          <w:rPr>
-            <w:lang w:val="zh_TW" w:bidi="zh_TW"/>
-          </w:rPr>
-          <w:rPr>
-            <w:color w:val="0000EE"/>
-            <w:u w:val="single"/>
-          </w:rPr>
-          <w:t>11</w:t>
-        </w:r>
-      </w:hyperlink>
+      <w:r>
+        <w:rPr>
+          <w:lang w:val="zh_TW" w:bidi="zh_TW"/>
+        </w:rPr>
+        <w:t>11</w:t>
+      </w:r>
       <w:r>
         <w:rPr>
           <w:lang w:val="zh_TW" w:bidi="zh_TW"/>
@@ -2682,18 +2412,12 @@
         </w:rPr>
         <w:t>：這組人可能包括假教師本身或那些跟隨他們教導的人。憐憫可能就涉及為他們禱告（見</w:t>
       </w:r>
-      <w:hyperlink r:id="rId57">
-        <w:r>
-          <w:rPr>
-            <w:lang w:val="zh_TW" w:bidi="zh_TW"/>
-          </w:rPr>
-          <w:rPr>
-            <w:color w:val="0000EE"/>
-            <w:u w:val="single"/>
-          </w:rPr>
-          <w:t>太5:44</w:t>
-        </w:r>
-      </w:hyperlink>
+      <w:r>
+        <w:rPr>
+          <w:lang w:val="zh_TW" w:bidi="zh_TW"/>
+        </w:rPr>
+        <w:t>太5:44</w:t>
+      </w:r>
       <w:r>
         <w:rPr>
           <w:lang w:val="zh_TW" w:bidi="zh_TW"/>
@@ -2718,36 +2442,24 @@
         </w:rPr>
         <w:t>信徒在憐憫假教師和那些有兒女名分但犯罪作惡的人時，必須非常小心，因為他們的罪可能具有誘惑性。見</w:t>
       </w:r>
-      <w:hyperlink r:id="rId58">
-        <w:r>
-          <w:rPr>
-            <w:lang w:val="zh_TW" w:bidi="zh_TW"/>
-          </w:rPr>
-          <w:rPr>
-            <w:color w:val="0000EE"/>
-            <w:u w:val="single"/>
-          </w:rPr>
-          <w:t>撒迦利亞書三章1至4節</w:t>
-        </w:r>
-      </w:hyperlink>
+      <w:r>
+        <w:rPr>
+          <w:lang w:val="zh_TW" w:bidi="zh_TW"/>
+        </w:rPr>
+        <w:t>撒迦利亞書三章1至4節</w:t>
+      </w:r>
       <w:r>
         <w:rPr>
           <w:lang w:val="zh_TW" w:bidi="zh_TW"/>
         </w:rPr>
         <w:t>；</w:t>
       </w:r>
-      <w:hyperlink r:id="rId59">
-        <w:r>
-          <w:rPr>
-            <w:lang w:val="zh_TW" w:bidi="zh_TW"/>
-          </w:rPr>
-          <w:rPr>
-            <w:color w:val="0000EE"/>
-            <w:u w:val="single"/>
-          </w:rPr>
-          <w:t>啟示錄三章4節</w:t>
-        </w:r>
-      </w:hyperlink>
+      <w:r>
+        <w:rPr>
+          <w:lang w:val="zh_TW" w:bidi="zh_TW"/>
+        </w:rPr>
+        <w:t>啟示錄三章4節</w:t>
+      </w:r>
       <w:r>
         <w:rPr>
           <w:lang w:val="zh_TW" w:bidi="zh_TW"/>
